--- a/klagomål/A 38736-2026 FSC-klagomål.docx
+++ b/klagomål/A 38736-2026 FSC-klagomål.docx
@@ -652,7 +652,7 @@
     <w:r>
       <w:tab/>
       <w:tab/>
-      <w:t>2026-09-23</w:t>
+      <w:t>2026-09-24</w:t>
       <w:br/>
       <w:br/>
     </w:r>

--- a/klagomål/A 38736-2026 FSC-klagomål.docx
+++ b/klagomål/A 38736-2026 FSC-klagomål.docx
@@ -652,7 +652,7 @@
     <w:r>
       <w:tab/>
       <w:tab/>
-      <w:t>2026-09-24</w:t>
+      <w:t>2026-09-25</w:t>
       <w:br/>
       <w:br/>
     </w:r>

--- a/klagomål/A 38736-2026 FSC-klagomål.docx
+++ b/klagomål/A 38736-2026 FSC-klagomål.docx
@@ -216,12 +216,12 @@
         <w:spacing w:after="240"/>
       </w:pPr>
       <w:r>
-        <w:t>Figur 1. Fyndplatser för naturvårdsarter inom 6 meter från avverkningsanmälan. Markörer utan svart kant är placerade på fyndplatsen. Markörer med svart kant är placerade vid sidan av fyndplatsen och har ett svart streck som visar fyndplatsens exakta position. Kartans mittpunktskoordinat är N 6636332, E 517064 i SWEREF 99 TM.</w:t>
+        <w:t>Figur 1. Fyndplatser för naturvårdsarter i och inom 6 meter från avverkningsanmälan. Markörer utan svart kant är placerade på fyndplatsen. Markörer med svart kant är placerade vid sidan av fyndplatsen och har ett svart streck som visar fyndplatsens exakta position. Kartans mittpunktskoordinat är N 6636332, E 517064 i SWEREF 99 TM.</w:t>
       </w:r>
     </w:p>
     <w:p>
       <w:r>
-        <w:t>Inom 6 meter från avverkningsanmälan finns fynd av 1 naturvårdsarter, varav 1 är fridlyst: fläcknycklar (§8). Se Figur 1.</w:t>
+        <w:t>I och inom 6 meter från avverkningsanmälan finns fynd av 5 naturvårdsarter, varav 2 är fridlysta och 4 är typiska (T): ekbräken (T), hultbräken (T), skogsstjärna (T), stjärtmes (T, §4) och fläcknycklar (§8). Se Figur 1.</w:t>
       </w:r>
     </w:p>
     <w:p>
@@ -245,6 +245,95 @@
     <w:p>
       <w:r>
         <w:t>Nedan följer beskrivningar av de naturvårdsarter och fridlysta arter som har sina livsmiljöer och växtplatser i den avverkningsanmälda skogen. De påträffade naturvårdsarterna är ett tydligt kvitto på att det rör sig om en skog med höga naturvärden.</w:t>
+      </w:r>
+    </w:p>
+    <w:p>
+      <w:r>
+        <w:rPr>
+          <w:b/>
+        </w:rPr>
+        <w:t xml:space="preserve">Ekbräken </w:t>
+      </w:r>
+      <w:r>
+        <w:t xml:space="preserve">är typisk art för </w:t>
+      </w:r>
+      <w:r>
+        <w:rPr>
+          <w:i/>
+        </w:rPr>
+        <w:t>9050 Näringsrik granskog</w:t>
+      </w:r>
+      <w:r>
+        <w:t xml:space="preserve"> (SLU Artdatabanken, 2025).</w:t>
+      </w:r>
+    </w:p>
+    <w:p>
+      <w:r>
+        <w:rPr>
+          <w:b/>
+        </w:rPr>
+        <w:t xml:space="preserve">Hultbräken </w:t>
+      </w:r>
+      <w:r>
+        <w:t xml:space="preserve">är typisk art för </w:t>
+      </w:r>
+      <w:r>
+        <w:rPr>
+          <w:i/>
+        </w:rPr>
+        <w:t xml:space="preserve">9050 Näringsrik granskog </w:t>
+      </w:r>
+      <w:r>
+        <w:t>(SLU Artdatabanken, 2025).</w:t>
+      </w:r>
+    </w:p>
+    <w:p>
+      <w:r>
+        <w:rPr>
+          <w:b/>
+        </w:rPr>
+        <w:t xml:space="preserve">Skogsstjärna </w:t>
+      </w:r>
+      <w:r>
+        <w:t xml:space="preserve">är typisk art för </w:t>
+      </w:r>
+      <w:r>
+        <w:rPr>
+          <w:i/>
+        </w:rPr>
+        <w:t xml:space="preserve">9190 Näringsfattig ekskog </w:t>
+      </w:r>
+      <w:r>
+        <w:t>(SLU Artdatabanken, 2025).</w:t>
+      </w:r>
+    </w:p>
+    <w:p>
+      <w:r>
+        <w:rPr>
+          <w:b/>
+        </w:rPr>
+        <w:t>Stjärtmes (§4)</w:t>
+      </w:r>
+      <w:r>
+        <w:t xml:space="preserve"> häckar i löv- och blandskog. Studier har visat att den behöver ca 15 % medelålders till äldre lövrika bestånd (&gt;50 % löv), om avståndet mellan bestånden är 500 m. Stjärtmes är fridlyst enligt 4§ artskyddsförordningen och typisk art för </w:t>
+      </w:r>
+      <w:r>
+        <w:rPr>
+          <w:i/>
+        </w:rPr>
+        <w:t>9010 Taiga, 9030 Landhöjningsskog, 9080 Lövsumpskog</w:t>
+      </w:r>
+      <w:r>
+        <w:t xml:space="preserve"> och</w:t>
+      </w:r>
+      <w:r>
+        <w:rPr>
+          <w:i/>
+        </w:rPr>
+        <w:t xml:space="preserve"> 9750 Svämlövskog </w:t>
+      </w:r>
+      <w:r>
+        <w:t>(Jansson, 1999; Skogsstyrelsen, 2014; SLU Artdatabanken, 2025).</w:t>
       </w:r>
     </w:p>
     <w:p>
@@ -299,6 +388,22 @@
       <w:r>
         <w:t>I den avverkningsanmälda skogen har fridlysta arter sina livsmiljöer och växtplatser. Att skada de fridlysta arternas livsmiljöer, växtplatser eller ekologiska funktion är inte tillåtet enligt artskyddsförordningen.</w:t>
       </w:r>
+      <w:r>
+        <w:rPr>
+          <w:i/>
+        </w:rPr>
+        <w:t xml:space="preserve"> EU:s medlemsländer och skogsbolag är skyldiga att agera i enlighet med EU:s fågeldirektiv där det uttryckligen står att direktivet gäller för fåglar samt för deras ägg, bon och </w:t>
+      </w:r>
+      <w:r>
+        <w:rPr>
+          <w:b/>
+          <w:i/>
+        </w:rPr>
+        <w:t xml:space="preserve">livsmiljöer </w:t>
+      </w:r>
+      <w:r>
+        <w:t>(artikel 1). Vidare att de åtgärder som vidtas inte får leda till en försämring av den nuvarande situationen beträffande bevarandet av de fågelarter som avses i artikel 1 (artikel 13).</w:t>
+      </w:r>
     </w:p>
     <w:p>
       <w:r>
@@ -337,7 +442,7 @@
         <w:rPr>
           <w:i/>
         </w:rPr>
-        <w:t>I det avverkningsanmälda skogsområdet har 1 naturvårdsarter varav 0 rödlistade arter sina livsmiljöer och växtplatser.</w:t>
+        <w:t>I det avverkningsanmälda skogsområdet har 5 naturvårdsarter varav 0 rödlistade arter sina livsmiljöer och växtplatser.</w:t>
       </w:r>
     </w:p>
     <w:p>
@@ -652,7 +757,7 @@
     <w:r>
       <w:tab/>
       <w:tab/>
-      <w:t>2026-09-25</w:t>
+      <w:t>2026-09-26</w:t>
       <w:br/>
       <w:br/>
     </w:r>

--- a/klagomål/A 38736-2026 FSC-klagomål.docx
+++ b/klagomål/A 38736-2026 FSC-klagomål.docx
@@ -178,7 +178,7 @@
       <w:r>
         <w:drawing>
           <wp:inline xmlns:a="http://schemas.openxmlformats.org/drawingml/2006/main" xmlns:pic="http://schemas.openxmlformats.org/drawingml/2006/picture">
-            <wp:extent cx="5425014" cy="5724000"/>
+            <wp:extent cx="5486400" cy="5592092"/>
             <wp:docPr id="1" name="Picture 1"/>
             <wp:cNvGraphicFramePr>
               <a:graphicFrameLocks noChangeAspect="1"/>
@@ -199,7 +199,7 @@
                   <pic:spPr>
                     <a:xfrm>
                       <a:off x="0" y="0"/>
-                      <a:ext cx="5425014" cy="5724000"/>
+                      <a:ext cx="5486400" cy="5592092"/>
                     </a:xfrm>
                     <a:prstGeom prst="rect"/>
                   </pic:spPr>
@@ -216,12 +216,12 @@
         <w:spacing w:after="240"/>
       </w:pPr>
       <w:r>
-        <w:t>Figur 1. Fyndplatser för naturvårdsarter i och inom 6 meter från avverkningsanmälan. Markörer utan svart kant är placerade på fyndplatsen. Markörer med svart kant är placerade vid sidan av fyndplatsen och har ett svart streck som visar fyndplatsens exakta position. Kartans mittpunktskoordinat är N 6636332, E 517064 i SWEREF 99 TM.</w:t>
+        <w:t>Figur 1. Fyndplatser för naturvårdsarter i och inom 22 meter från avverkningsanmälan. Markörer utan svart kant är placerade på fyndplatsen. Markörer med svart kant är placerade vid sidan av fyndplatsen och har ett svart streck som visar fyndplatsens exakta position. Kartans mittpunktskoordinat är N 6636332, E 517064 i SWEREF 99 TM.</w:t>
       </w:r>
     </w:p>
     <w:p>
       <w:r>
-        <w:t>I och inom 6 meter från avverkningsanmälan finns fynd av 5 naturvårdsarter, varav 2 är fridlysta och 4 är typiska (T): ekbräken (T), hultbräken (T), skogsstjärna (T), stjärtmes (T, §4) och fläcknycklar (§8). Se Figur 1.</w:t>
+        <w:t>I och inom 22 meter från avverkningsanmälan finns fynd av 10 naturvårdsarter, varav 3 är fridlysta, 8 är typiska (T) och 1 är signalart (S): mörk husmossa (S, T), ekbräken (T), hultbräken (T), linnea (T), majbräken (T), skogsstjärna (T), stjärtmes (T, §4), sälg (T), fläcknycklar (§8) och revlummer (§9). Se Figur 1.</w:t>
       </w:r>
     </w:p>
     <w:p>
@@ -245,6 +245,35 @@
     <w:p>
       <w:r>
         <w:t>Nedan följer beskrivningar av de naturvårdsarter och fridlysta arter som har sina livsmiljöer och växtplatser i den avverkningsanmälda skogen. De påträffade naturvårdsarterna är ett tydligt kvitto på att det rör sig om en skog med höga naturvärden.</w:t>
+      </w:r>
+    </w:p>
+    <w:p>
+      <w:r>
+        <w:rPr>
+          <w:b/>
+        </w:rPr>
+        <w:t xml:space="preserve">Mörk husmossa </w:t>
+      </w:r>
+      <w:r>
+        <w:t xml:space="preserve">är en mycket bra signalart i södra och mellersta Sverige. Den är sannolikt svårspridd och växer huvudsakligen i skog med lång skoglig kontinuitet i områden med konstant hög luftfuktighet. Den är känslig för större avverkningar, men tål plockhuggning som lämnar ett tätare trädskikt och ett obrutet, fukthållande mosstäcke på marken. Ett par studier har klart visat att artens tillväxt försämras när skogen huggs ner intill växtplatsen, och att ett kalhygges påverkan på mörk husmossa avtar både med avståndet från kalhygget och ju fuktigare växtplatsen är. Mörk husmossa är typisk art för </w:t>
+      </w:r>
+      <w:r>
+        <w:rPr>
+          <w:i/>
+        </w:rPr>
+        <w:t xml:space="preserve">9010 Taiga, 9050 Näringsrik granskog, 9080 Lövsumpskog, 9750 Svämlövskog, 9020 Nordlig ädellövskog, 9160 Näringsrik ekskog </w:t>
+      </w:r>
+      <w:r>
+        <w:t>och</w:t>
+      </w:r>
+      <w:r>
+        <w:rPr>
+          <w:i/>
+        </w:rPr>
+        <w:t xml:space="preserve"> 9180 Ädellövskog i branter</w:t>
+      </w:r>
+      <w:r>
+        <w:t xml:space="preserve"> (SLU Artdatabanken, 2024; Nitare &amp; Skogsstyrelsen, 2019).</w:t>
       </w:r>
     </w:p>
     <w:p>
@@ -282,6 +311,55 @@
           <w:i/>
         </w:rPr>
         <w:t xml:space="preserve">9050 Näringsrik granskog </w:t>
+      </w:r>
+      <w:r>
+        <w:t>(SLU Artdatabanken, 2025).</w:t>
+      </w:r>
+    </w:p>
+    <w:p>
+      <w:r>
+        <w:rPr>
+          <w:b/>
+        </w:rPr>
+        <w:t xml:space="preserve">Linnea </w:t>
+      </w:r>
+      <w:r>
+        <w:t xml:space="preserve">är typisk art för </w:t>
+      </w:r>
+      <w:r>
+        <w:rPr>
+          <w:i/>
+        </w:rPr>
+        <w:t>9010 Taiga</w:t>
+      </w:r>
+      <w:r>
+        <w:t>. På linnea kan man hitta sporsäcksvampen linnealudd (SLU Artdatabanken, 2025).</w:t>
+      </w:r>
+    </w:p>
+    <w:p>
+      <w:r>
+        <w:rPr>
+          <w:b/>
+        </w:rPr>
+        <w:t xml:space="preserve">Majbräken </w:t>
+      </w:r>
+      <w:r>
+        <w:t xml:space="preserve">är typisk art för </w:t>
+      </w:r>
+      <w:r>
+        <w:rPr>
+          <w:i/>
+        </w:rPr>
+        <w:t xml:space="preserve">9050 Näringsrik granskog </w:t>
+      </w:r>
+      <w:r>
+        <w:t>och</w:t>
+      </w:r>
+      <w:r>
+        <w:rPr>
+          <w:i/>
+        </w:rPr>
+        <w:t xml:space="preserve"> 9750 Svämlövskog </w:t>
       </w:r>
       <w:r>
         <w:t>(SLU Artdatabanken, 2025).</w:t>
@@ -334,6 +412,26 @@
       </w:r>
       <w:r>
         <w:t>(Jansson, 1999; Skogsstyrelsen, 2014; SLU Artdatabanken, 2025).</w:t>
+      </w:r>
+    </w:p>
+    <w:p>
+      <w:r>
+        <w:rPr>
+          <w:b/>
+        </w:rPr>
+        <w:t xml:space="preserve">Sälg </w:t>
+      </w:r>
+      <w:r>
+        <w:t xml:space="preserve">är typisk art för </w:t>
+      </w:r>
+      <w:r>
+        <w:rPr>
+          <w:i/>
+        </w:rPr>
+        <w:t xml:space="preserve">9040 Fjällbjörkskog </w:t>
+      </w:r>
+      <w:r>
+        <w:t>(SLU Artdatabanken, 2025).</w:t>
       </w:r>
     </w:p>
     <w:p>
@@ -442,7 +540,7 @@
         <w:rPr>
           <w:i/>
         </w:rPr>
-        <w:t>I det avverkningsanmälda skogsområdet har 5 naturvårdsarter varav 0 rödlistade arter sina livsmiljöer och växtplatser.</w:t>
+        <w:t>I det avverkningsanmälda skogsområdet har 10 naturvårdsarter varav 0 rödlistade arter sina livsmiljöer och växtplatser.</w:t>
       </w:r>
     </w:p>
     <w:p>
@@ -757,7 +855,7 @@
     <w:r>
       <w:tab/>
       <w:tab/>
-      <w:t>2026-09-26</w:t>
+      <w:t>2026-09-27</w:t>
       <w:br/>
       <w:br/>
     </w:r>

--- a/klagomål/A 38736-2026 FSC-klagomål.docx
+++ b/klagomål/A 38736-2026 FSC-klagomål.docx
@@ -855,7 +855,7 @@
     <w:r>
       <w:tab/>
       <w:tab/>
-      <w:t>2026-09-27</w:t>
+      <w:t>2026-09-28</w:t>
       <w:br/>
       <w:br/>
     </w:r>

--- a/klagomål/A 38736-2026 FSC-klagomål.docx
+++ b/klagomål/A 38736-2026 FSC-klagomål.docx
@@ -855,7 +855,7 @@
     <w:r>
       <w:tab/>
       <w:tab/>
-      <w:t>2026-09-28</w:t>
+      <w:t>2026-09-29</w:t>
       <w:br/>
       <w:br/>
     </w:r>

--- a/klagomål/A 38736-2026 FSC-klagomål.docx
+++ b/klagomål/A 38736-2026 FSC-klagomål.docx
@@ -855,7 +855,7 @@
     <w:r>
       <w:tab/>
       <w:tab/>
-      <w:t>2026-09-29</w:t>
+      <w:t>2026-09-30</w:t>
       <w:br/>
       <w:br/>
     </w:r>

--- a/klagomål/A 38736-2026 FSC-klagomål.docx
+++ b/klagomål/A 38736-2026 FSC-klagomål.docx
@@ -855,7 +855,7 @@
     <w:r>
       <w:tab/>
       <w:tab/>
-      <w:t>2026-09-30</w:t>
+      <w:t>2026-10-01</w:t>
       <w:br/>
       <w:br/>
     </w:r>

--- a/klagomål/A 38736-2026 FSC-klagomål.docx
+++ b/klagomål/A 38736-2026 FSC-klagomål.docx
@@ -855,7 +855,7 @@
     <w:r>
       <w:tab/>
       <w:tab/>
-      <w:t>2026-10-01</w:t>
+      <w:t>2026-10-02</w:t>
       <w:br/>
       <w:br/>
     </w:r>

--- a/klagomål/A 38736-2026 FSC-klagomål.docx
+++ b/klagomål/A 38736-2026 FSC-klagomål.docx
@@ -855,7 +855,7 @@
     <w:r>
       <w:tab/>
       <w:tab/>
-      <w:t>2026-10-02</w:t>
+      <w:t>2026-10-03</w:t>
       <w:br/>
       <w:br/>
     </w:r>

--- a/klagomål/A 38736-2026 FSC-klagomål.docx
+++ b/klagomål/A 38736-2026 FSC-klagomål.docx
@@ -855,7 +855,7 @@
     <w:r>
       <w:tab/>
       <w:tab/>
-      <w:t>2026-10-03</w:t>
+      <w:t>2026-10-04</w:t>
       <w:br/>
       <w:br/>
     </w:r>

--- a/klagomål/A 38736-2026 FSC-klagomål.docx
+++ b/klagomål/A 38736-2026 FSC-klagomål.docx
@@ -855,7 +855,7 @@
     <w:r>
       <w:tab/>
       <w:tab/>
-      <w:t>2026-10-04</w:t>
+      <w:t>2026-10-05</w:t>
       <w:br/>
       <w:br/>
     </w:r>

--- a/klagomål/A 38736-2026 FSC-klagomål.docx
+++ b/klagomål/A 38736-2026 FSC-klagomål.docx
@@ -855,7 +855,7 @@
     <w:r>
       <w:tab/>
       <w:tab/>
-      <w:t>2026-10-05</w:t>
+      <w:t>2026-10-06</w:t>
       <w:br/>
       <w:br/>
     </w:r>

--- a/klagomål/A 38736-2026 FSC-klagomål.docx
+++ b/klagomål/A 38736-2026 FSC-klagomål.docx
@@ -855,7 +855,7 @@
     <w:r>
       <w:tab/>
       <w:tab/>
-      <w:t>2026-10-06</w:t>
+      <w:t>2026-10-07</w:t>
       <w:br/>
       <w:br/>
     </w:r>

--- a/klagomål/A 38736-2026 FSC-klagomål.docx
+++ b/klagomål/A 38736-2026 FSC-klagomål.docx
@@ -855,7 +855,7 @@
     <w:r>
       <w:tab/>
       <w:tab/>
-      <w:t>2026-10-07</w:t>
+      <w:t>2026-10-08</w:t>
       <w:br/>
       <w:br/>
     </w:r>

--- a/klagomål/A 38736-2026 FSC-klagomål.docx
+++ b/klagomål/A 38736-2026 FSC-klagomål.docx
@@ -855,7 +855,7 @@
     <w:r>
       <w:tab/>
       <w:tab/>
-      <w:t>2026-10-08</w:t>
+      <w:t>2026-10-09</w:t>
       <w:br/>
       <w:br/>
     </w:r>

--- a/klagomål/A 38736-2026 FSC-klagomål.docx
+++ b/klagomål/A 38736-2026 FSC-klagomål.docx
@@ -855,7 +855,7 @@
     <w:r>
       <w:tab/>
       <w:tab/>
-      <w:t>2026-10-09</w:t>
+      <w:t>2026-10-10</w:t>
       <w:br/>
       <w:br/>
     </w:r>

--- a/klagomål/A 38736-2026 FSC-klagomål.docx
+++ b/klagomål/A 38736-2026 FSC-klagomål.docx
@@ -855,7 +855,7 @@
     <w:r>
       <w:tab/>
       <w:tab/>
-      <w:t>2026-10-10</w:t>
+      <w:t>2026-10-11</w:t>
       <w:br/>
       <w:br/>
     </w:r>

--- a/klagomål/A 38736-2026 FSC-klagomål.docx
+++ b/klagomål/A 38736-2026 FSC-klagomål.docx
@@ -855,7 +855,7 @@
     <w:r>
       <w:tab/>
       <w:tab/>
-      <w:t>2026-10-11</w:t>
+      <w:t>2026-10-12</w:t>
       <w:br/>
       <w:br/>
     </w:r>

--- a/klagomål/A 38736-2026 FSC-klagomål.docx
+++ b/klagomål/A 38736-2026 FSC-klagomål.docx
@@ -855,7 +855,7 @@
     <w:r>
       <w:tab/>
       <w:tab/>
-      <w:t>2026-10-12</w:t>
+      <w:t>2026-10-13</w:t>
       <w:br/>
       <w:br/>
     </w:r>

--- a/klagomål/A 38736-2026 FSC-klagomål.docx
+++ b/klagomål/A 38736-2026 FSC-klagomål.docx
@@ -855,7 +855,7 @@
     <w:r>
       <w:tab/>
       <w:tab/>
-      <w:t>2026-10-13</w:t>
+      <w:t>2026-10-14</w:t>
       <w:br/>
       <w:br/>
     </w:r>

--- a/klagomål/A 38736-2026 FSC-klagomål.docx
+++ b/klagomål/A 38736-2026 FSC-klagomål.docx
@@ -855,7 +855,7 @@
     <w:r>
       <w:tab/>
       <w:tab/>
-      <w:t>2026-10-14</w:t>
+      <w:t>2026-10-15</w:t>
       <w:br/>
       <w:br/>
     </w:r>

--- a/klagomål/A 38736-2026 FSC-klagomål.docx
+++ b/klagomål/A 38736-2026 FSC-klagomål.docx
@@ -855,7 +855,7 @@
     <w:r>
       <w:tab/>
       <w:tab/>
-      <w:t>2026-10-15</w:t>
+      <w:t>2026-10-16</w:t>
       <w:br/>
       <w:br/>
     </w:r>

--- a/klagomål/A 38736-2026 FSC-klagomål.docx
+++ b/klagomål/A 38736-2026 FSC-klagomål.docx
@@ -855,7 +855,7 @@
     <w:r>
       <w:tab/>
       <w:tab/>
-      <w:t>2026-10-16</w:t>
+      <w:t>2026-10-17</w:t>
       <w:br/>
       <w:br/>
     </w:r>

--- a/klagomål/A 38736-2026 FSC-klagomål.docx
+++ b/klagomål/A 38736-2026 FSC-klagomål.docx
@@ -855,7 +855,7 @@
     <w:r>
       <w:tab/>
       <w:tab/>
-      <w:t>2026-10-17</w:t>
+      <w:t>2026-10-18</w:t>
       <w:br/>
       <w:br/>
     </w:r>

--- a/klagomål/A 38736-2026 FSC-klagomål.docx
+++ b/klagomål/A 38736-2026 FSC-klagomål.docx
@@ -855,7 +855,7 @@
     <w:r>
       <w:tab/>
       <w:tab/>
-      <w:t>2026-10-18</w:t>
+      <w:t>2026-10-19</w:t>
       <w:br/>
       <w:br/>
     </w:r>

--- a/klagomål/A 38736-2026 FSC-klagomål.docx
+++ b/klagomål/A 38736-2026 FSC-klagomål.docx
@@ -855,7 +855,7 @@
     <w:r>
       <w:tab/>
       <w:tab/>
-      <w:t>2026-10-19</w:t>
+      <w:t>2026-10-20</w:t>
       <w:br/>
       <w:br/>
     </w:r>

--- a/klagomål/A 38736-2026 FSC-klagomål.docx
+++ b/klagomål/A 38736-2026 FSC-klagomål.docx
@@ -855,7 +855,7 @@
     <w:r>
       <w:tab/>
       <w:tab/>
-      <w:t>2026-10-20</w:t>
+      <w:t>2026-10-21</w:t>
       <w:br/>
       <w:br/>
     </w:r>

--- a/klagomål/A 38736-2026 FSC-klagomål.docx
+++ b/klagomål/A 38736-2026 FSC-klagomål.docx
@@ -855,7 +855,7 @@
     <w:r>
       <w:tab/>
       <w:tab/>
-      <w:t>2026-10-21</w:t>
+      <w:t>2026-10-22</w:t>
       <w:br/>
       <w:br/>
     </w:r>

--- a/klagomål/A 38736-2026 FSC-klagomål.docx
+++ b/klagomål/A 38736-2026 FSC-klagomål.docx
@@ -855,7 +855,7 @@
     <w:r>
       <w:tab/>
       <w:tab/>
-      <w:t>2026-10-22</w:t>
+      <w:t>2026-10-23</w:t>
       <w:br/>
       <w:br/>
     </w:r>

--- a/klagomål/A 38736-2026 FSC-klagomål.docx
+++ b/klagomål/A 38736-2026 FSC-klagomål.docx
@@ -855,7 +855,7 @@
     <w:r>
       <w:tab/>
       <w:tab/>
-      <w:t>2026-10-23</w:t>
+      <w:t>2026-10-24</w:t>
       <w:br/>
       <w:br/>
     </w:r>

--- a/klagomål/A 38736-2026 FSC-klagomål.docx
+++ b/klagomål/A 38736-2026 FSC-klagomål.docx
@@ -855,7 +855,7 @@
     <w:r>
       <w:tab/>
       <w:tab/>
-      <w:t>2026-10-24</w:t>
+      <w:t>2026-10-25</w:t>
       <w:br/>
       <w:br/>
     </w:r>

--- a/klagomål/A 38736-2026 FSC-klagomål.docx
+++ b/klagomål/A 38736-2026 FSC-klagomål.docx
@@ -855,7 +855,7 @@
     <w:r>
       <w:tab/>
       <w:tab/>
-      <w:t>2026-10-25</w:t>
+      <w:t>2026-10-26</w:t>
       <w:br/>
       <w:br/>
     </w:r>

--- a/klagomål/A 38736-2026 FSC-klagomål.docx
+++ b/klagomål/A 38736-2026 FSC-klagomål.docx
@@ -855,7 +855,7 @@
     <w:r>
       <w:tab/>
       <w:tab/>
-      <w:t>2026-10-26</w:t>
+      <w:t>2026-10-27</w:t>
       <w:br/>
       <w:br/>
     </w:r>

--- a/klagomål/A 38736-2026 FSC-klagomål.docx
+++ b/klagomål/A 38736-2026 FSC-klagomål.docx
@@ -855,7 +855,7 @@
     <w:r>
       <w:tab/>
       <w:tab/>
-      <w:t>2026-10-27</w:t>
+      <w:t>2026-10-28</w:t>
       <w:br/>
       <w:br/>
     </w:r>

--- a/klagomål/A 38736-2026 FSC-klagomål.docx
+++ b/klagomål/A 38736-2026 FSC-klagomål.docx
@@ -855,7 +855,7 @@
     <w:r>
       <w:tab/>
       <w:tab/>
-      <w:t>2026-10-28</w:t>
+      <w:t>2026-10-29</w:t>
       <w:br/>
       <w:br/>
     </w:r>

--- a/klagomål/A 38736-2026 FSC-klagomål.docx
+++ b/klagomål/A 38736-2026 FSC-klagomål.docx
@@ -855,7 +855,7 @@
     <w:r>
       <w:tab/>
       <w:tab/>
-      <w:t>2026-10-29</w:t>
+      <w:t>2026-10-31</w:t>
       <w:br/>
       <w:br/>
     </w:r>
